--- a/stitches/maskar/relieftrippelstolpe_framifran.docx
+++ b/stitches/maskar/relieftrippelstolpe_framifran.docx
@@ -12,6 +12,7 @@
         <w:rPr>
           <w:b/>
           <w:bCs/>
+          <w:noProof/>
         </w:rPr>
         <w:drawing>
           <wp:anchor distT="0" distB="0" distL="114300" distR="114300" simplePos="0" relativeHeight="251659264" behindDoc="0" locked="0" layoutInCell="1" allowOverlap="1" wp14:anchorId="192428E4" wp14:editId="7E1615E9">
